--- a/topics/soft-skills/best-practices/soft-skills.docx
+++ b/topics/soft-skills/best-practices/soft-skills.docx
@@ -187,6 +187,1319 @@
     <w:p/>
     <w:p/>
     <w:p/>
+    <w:p>
+      <w:pPr>
+        <w:pStyle w:val="Heading1"/>
+      </w:pPr>
+      <w:r>
+        <w:t>Tech Talk</w:t>
+      </w:r>
+    </w:p>
+    <w:p>
+      <w:pPr>
+        <w:rPr>
+          <w:b/>
+          <w:bCs/>
+        </w:rPr>
+      </w:pPr>
+      <w:r>
+        <w:rPr>
+          <w:b/>
+          <w:bCs/>
+        </w:rPr>
+        <w:t>The 4-Year (or More) Plan: From Zero to Conference Speaker</w:t>
+      </w:r>
+    </w:p>
+    <w:p>
+      <w:pPr>
+        <w:rPr>
+          <w:b/>
+          <w:bCs/>
+        </w:rPr>
+      </w:pPr>
+      <w:r>
+        <w:rPr>
+          <w:b/>
+          <w:bCs/>
+        </w:rPr>
+        <w:t>Year 1: Get Good</w:t>
+      </w:r>
+    </w:p>
+    <w:p>
+      <w:pPr>
+        <w:numPr>
+          <w:ilvl w:val="0"/>
+          <w:numId w:val="2"/>
+        </w:numPr>
+      </w:pPr>
+      <w:r>
+        <w:t xml:space="preserve">Write a talk that only </w:t>
+      </w:r>
+      <w:r>
+        <w:rPr>
+          <w:i/>
+          <w:iCs/>
+        </w:rPr>
+        <w:t>you</w:t>
+      </w:r>
+      <w:r>
+        <w:t xml:space="preserve"> could give — with unique perspective or experience. </w:t>
+      </w:r>
+      <w:hyperlink r:id="rId5" w:tgtFrame="_blank" w:history="1">
+        <w:r>
+          <w:rPr>
+            <w:rStyle w:val="Hyperlink"/>
+          </w:rPr>
+          <w:t>dylanbeattie.net</w:t>
+        </w:r>
+      </w:hyperlink>
+    </w:p>
+    <w:p>
+      <w:pPr>
+        <w:numPr>
+          <w:ilvl w:val="0"/>
+          <w:numId w:val="2"/>
+        </w:numPr>
+      </w:pPr>
+      <w:r>
+        <w:t xml:space="preserve">Practice it at local meetups or user-groups (or similar community forums). It might go well — or bomb. Either way, learn from it. </w:t>
+      </w:r>
+      <w:hyperlink r:id="rId6" w:tgtFrame="_blank" w:history="1">
+        <w:r>
+          <w:rPr>
+            <w:rStyle w:val="Hyperlink"/>
+          </w:rPr>
+          <w:t>dylanbeattie.net</w:t>
+        </w:r>
+      </w:hyperlink>
+    </w:p>
+    <w:p>
+      <w:pPr>
+        <w:numPr>
+          <w:ilvl w:val="0"/>
+          <w:numId w:val="2"/>
+        </w:numPr>
+      </w:pPr>
+      <w:r>
+        <w:t xml:space="preserve">Refine slides, demos, timing. Maybe write more than one talk and iterate. </w:t>
+      </w:r>
+      <w:hyperlink r:id="rId7" w:tgtFrame="_blank" w:history="1">
+        <w:r>
+          <w:rPr>
+            <w:rStyle w:val="Hyperlink"/>
+          </w:rPr>
+          <w:t>dylanbeattie.net</w:t>
+        </w:r>
+      </w:hyperlink>
+    </w:p>
+    <w:p>
+      <w:pPr>
+        <w:rPr>
+          <w:b/>
+          <w:bCs/>
+        </w:rPr>
+      </w:pPr>
+      <w:r>
+        <w:rPr>
+          <w:b/>
+          <w:bCs/>
+        </w:rPr>
+        <w:t>Year 2: Get Seen</w:t>
+      </w:r>
+    </w:p>
+    <w:p>
+      <w:pPr>
+        <w:numPr>
+          <w:ilvl w:val="0"/>
+          <w:numId w:val="3"/>
+        </w:numPr>
+      </w:pPr>
+      <w:r>
+        <w:t xml:space="preserve">Move on to small community conferences or free developer events (e.g. one-day volunteer-run events). </w:t>
+      </w:r>
+      <w:hyperlink r:id="rId8" w:tgtFrame="_blank" w:history="1">
+        <w:r>
+          <w:rPr>
+            <w:rStyle w:val="Hyperlink"/>
+          </w:rPr>
+          <w:t>dylanbeattie.net</w:t>
+        </w:r>
+      </w:hyperlink>
+    </w:p>
+    <w:p>
+      <w:pPr>
+        <w:numPr>
+          <w:ilvl w:val="0"/>
+          <w:numId w:val="3"/>
+        </w:numPr>
+      </w:pPr>
+      <w:r>
+        <w:lastRenderedPageBreak/>
+        <w:t xml:space="preserve">Use these as opportunities not only to speak, but to network: meet other presenters, organizers, and people who might influence bigger conference line-ups. </w:t>
+      </w:r>
+      <w:hyperlink r:id="rId9" w:tgtFrame="_blank" w:history="1">
+        <w:r>
+          <w:rPr>
+            <w:rStyle w:val="Hyperlink"/>
+          </w:rPr>
+          <w:t>dylanbeattie.net</w:t>
+        </w:r>
+      </w:hyperlink>
+    </w:p>
+    <w:p>
+      <w:pPr>
+        <w:numPr>
+          <w:ilvl w:val="0"/>
+          <w:numId w:val="3"/>
+        </w:numPr>
+      </w:pPr>
+      <w:r>
+        <w:t xml:space="preserve">Don’t just show up — attend the full event, behave professionally (on time, available, courteous), follow up with people afterward (via email, LinkedIn, group chats etc.). </w:t>
+      </w:r>
+      <w:hyperlink r:id="rId10" w:tgtFrame="_blank" w:history="1">
+        <w:r>
+          <w:rPr>
+            <w:rStyle w:val="Hyperlink"/>
+          </w:rPr>
+          <w:t>dylanbeattie.net</w:t>
+        </w:r>
+      </w:hyperlink>
+    </w:p>
+    <w:p>
+      <w:pPr>
+        <w:numPr>
+          <w:ilvl w:val="0"/>
+          <w:numId w:val="3"/>
+        </w:numPr>
+      </w:pPr>
+      <w:r>
+        <w:t xml:space="preserve">Bonus: having recorded talks (e.g. on YouTube) helps — gives proof of your delivery in front of a live audience when committees review your submissions. </w:t>
+      </w:r>
+      <w:hyperlink r:id="rId11" w:tgtFrame="_blank" w:history="1">
+        <w:r>
+          <w:rPr>
+            <w:rStyle w:val="Hyperlink"/>
+          </w:rPr>
+          <w:t>dylanbeattie.net</w:t>
+        </w:r>
+      </w:hyperlink>
+    </w:p>
+    <w:p>
+      <w:pPr>
+        <w:rPr>
+          <w:b/>
+          <w:bCs/>
+        </w:rPr>
+      </w:pPr>
+      <w:r>
+        <w:rPr>
+          <w:b/>
+          <w:bCs/>
+        </w:rPr>
+        <w:t>Year 3: Get Accepted</w:t>
+      </w:r>
+    </w:p>
+    <w:p>
+      <w:pPr>
+        <w:numPr>
+          <w:ilvl w:val="0"/>
+          <w:numId w:val="4"/>
+        </w:numPr>
+      </w:pPr>
+      <w:r>
+        <w:t xml:space="preserve">With polished talks and a growing network, start submitting to larger conferences. Track open Calls for Papers (CFPs) and apply to ones relevant to your subject area. </w:t>
+      </w:r>
+      <w:hyperlink r:id="rId12" w:tgtFrame="_blank" w:history="1">
+        <w:r>
+          <w:rPr>
+            <w:rStyle w:val="Hyperlink"/>
+          </w:rPr>
+          <w:t>dylanbeattie.net</w:t>
+        </w:r>
+      </w:hyperlink>
+    </w:p>
+    <w:p>
+      <w:pPr>
+        <w:numPr>
+          <w:ilvl w:val="0"/>
+          <w:numId w:val="4"/>
+        </w:numPr>
+      </w:pPr>
+      <w:r>
+        <w:t xml:space="preserve">Use your network to identify which conferences or topics are “hot”, which have better chance of acceptance, and which are oversubscribed. </w:t>
+      </w:r>
+      <w:hyperlink r:id="rId13" w:tgtFrame="_blank" w:history="1">
+        <w:r>
+          <w:rPr>
+            <w:rStyle w:val="Hyperlink"/>
+          </w:rPr>
+          <w:t>dylanbeattie.net</w:t>
+        </w:r>
+      </w:hyperlink>
+    </w:p>
+    <w:p>
+      <w:pPr>
+        <w:numPr>
+          <w:ilvl w:val="0"/>
+          <w:numId w:val="4"/>
+        </w:numPr>
+      </w:pPr>
+      <w:r>
+        <w:t xml:space="preserve">Keep content fresh and relevant — write new talks or update old ones. Avoid “spray and pray”: submitting many random abstracts to the same conference signals lack of focus. </w:t>
+      </w:r>
+      <w:hyperlink r:id="rId14" w:tgtFrame="_blank" w:history="1">
+        <w:r>
+          <w:rPr>
+            <w:rStyle w:val="Hyperlink"/>
+          </w:rPr>
+          <w:t>dylanbeattie.net</w:t>
+        </w:r>
+      </w:hyperlink>
+    </w:p>
+    <w:p>
+      <w:pPr>
+        <w:rPr>
+          <w:b/>
+          <w:bCs/>
+        </w:rPr>
+      </w:pPr>
+      <w:r>
+        <w:rPr>
+          <w:b/>
+          <w:bCs/>
+        </w:rPr>
+        <w:t>Year 4+: Decide Your Path / Pace</w:t>
+      </w:r>
+    </w:p>
+    <w:p>
+      <w:pPr>
+        <w:numPr>
+          <w:ilvl w:val="0"/>
+          <w:numId w:val="5"/>
+        </w:numPr>
+      </w:pPr>
+      <w:r>
+        <w:t xml:space="preserve">Speaking at conferences can become exhausting — traveling, prepping talks, juggling events, maybe doing workshops or consultancy alongside. </w:t>
+      </w:r>
+      <w:hyperlink r:id="rId15" w:tgtFrame="_blank" w:history="1">
+        <w:r>
+          <w:rPr>
+            <w:rStyle w:val="Hyperlink"/>
+          </w:rPr>
+          <w:t>dylanbeattie.net</w:t>
+        </w:r>
+      </w:hyperlink>
+    </w:p>
+    <w:p>
+      <w:pPr>
+        <w:numPr>
+          <w:ilvl w:val="0"/>
+          <w:numId w:val="5"/>
+        </w:numPr>
+      </w:pPr>
+      <w:r>
+        <w:t xml:space="preserve">You need clarity on </w:t>
+      </w:r>
+      <w:r>
+        <w:rPr>
+          <w:i/>
+          <w:iCs/>
+        </w:rPr>
+        <w:t>why</w:t>
+      </w:r>
+      <w:r>
+        <w:t xml:space="preserve"> you do it: personal growth, promotion, networking, passion, income? What does “success” look like for you? </w:t>
+      </w:r>
+      <w:hyperlink r:id="rId16" w:tgtFrame="_blank" w:history="1">
+        <w:r>
+          <w:rPr>
+            <w:rStyle w:val="Hyperlink"/>
+          </w:rPr>
+          <w:t>dylanbeattie.net</w:t>
+        </w:r>
+      </w:hyperlink>
+    </w:p>
+    <w:p>
+      <w:pPr>
+        <w:numPr>
+          <w:ilvl w:val="0"/>
+          <w:numId w:val="5"/>
+        </w:numPr>
+      </w:pPr>
+      <w:r>
+        <w:t>If you stop enjoying it, or it no longer serves your goals — it’s okay to step back. Respect the audience’s time: don’t run talks on autopilot or with low enthusiasm.</w:t>
+      </w:r>
+    </w:p>
+    <w:p>
+      <w:pPr>
+        <w:rPr>
+          <w:b/>
+          <w:bCs/>
+        </w:rPr>
+      </w:pPr>
+      <w:r>
+        <w:rPr>
+          <w:rFonts w:ascii="Segoe UI Emoji" w:hAnsi="Segoe UI Emoji" w:cs="Segoe UI Emoji"/>
+          <w:b/>
+          <w:bCs/>
+        </w:rPr>
+        <w:t>✅</w:t>
+      </w:r>
+      <w:r>
+        <w:rPr>
+          <w:b/>
+          <w:bCs/>
+        </w:rPr>
+        <w:t xml:space="preserve"> 1. Start Small: Local Meetups &amp; Online Communities</w:t>
+      </w:r>
+    </w:p>
+    <w:p>
+      <w:r>
+        <w:t xml:space="preserve">Before applying to conferences, get </w:t>
+      </w:r>
+      <w:r>
+        <w:rPr>
+          <w:b/>
+          <w:bCs/>
+        </w:rPr>
+        <w:t>stage practice</w:t>
+      </w:r>
+      <w:r>
+        <w:t>.</w:t>
+      </w:r>
+    </w:p>
+    <w:p>
+      <w:r>
+        <w:t>Where to start (India-focused):</w:t>
+      </w:r>
+    </w:p>
+    <w:p>
+      <w:pPr>
+        <w:numPr>
+          <w:ilvl w:val="0"/>
+          <w:numId w:val="6"/>
+        </w:numPr>
+      </w:pPr>
+      <w:r>
+        <w:rPr>
+          <w:b/>
+          <w:bCs/>
+        </w:rPr>
+        <w:t>GDG (Google Developer Groups)</w:t>
+      </w:r>
+    </w:p>
+    <w:p>
+      <w:pPr>
+        <w:numPr>
+          <w:ilvl w:val="0"/>
+          <w:numId w:val="6"/>
+        </w:numPr>
+      </w:pPr>
+      <w:r>
+        <w:rPr>
+          <w:b/>
+          <w:bCs/>
+        </w:rPr>
+        <w:t>Microsoft Reactor</w:t>
+      </w:r>
+    </w:p>
+    <w:p>
+      <w:pPr>
+        <w:numPr>
+          <w:ilvl w:val="0"/>
+          <w:numId w:val="6"/>
+        </w:numPr>
+      </w:pPr>
+      <w:r>
+        <w:rPr>
+          <w:b/>
+          <w:bCs/>
+        </w:rPr>
+        <w:t>AWS User Groups</w:t>
+      </w:r>
+    </w:p>
+    <w:p>
+      <w:pPr>
+        <w:numPr>
+          <w:ilvl w:val="0"/>
+          <w:numId w:val="6"/>
+        </w:numPr>
+      </w:pPr>
+      <w:r>
+        <w:rPr>
+          <w:b/>
+          <w:bCs/>
+        </w:rPr>
+        <w:t>Angular/React/Java/Spring local meetups</w:t>
+      </w:r>
+    </w:p>
+    <w:p>
+      <w:pPr>
+        <w:numPr>
+          <w:ilvl w:val="0"/>
+          <w:numId w:val="6"/>
+        </w:numPr>
+      </w:pPr>
+      <w:r>
+        <w:rPr>
+          <w:b/>
+          <w:bCs/>
+        </w:rPr>
+        <w:t>Hashnode/YouTube livestream sessions</w:t>
+      </w:r>
+    </w:p>
+    <w:p>
+      <w:pPr>
+        <w:numPr>
+          <w:ilvl w:val="0"/>
+          <w:numId w:val="6"/>
+        </w:numPr>
+      </w:pPr>
+      <w:r>
+        <w:rPr>
+          <w:b/>
+          <w:bCs/>
+        </w:rPr>
+        <w:t>Local company tech talks (internal brown-bag sessions)</w:t>
+      </w:r>
+    </w:p>
+    <w:p>
+      <w:r>
+        <w:t>Action:</w:t>
+      </w:r>
+    </w:p>
+    <w:p>
+      <w:r>
+        <w:rPr>
+          <w:rFonts w:ascii="Segoe UI Emoji" w:hAnsi="Segoe UI Emoji" w:cs="Segoe UI Emoji"/>
+        </w:rPr>
+        <w:lastRenderedPageBreak/>
+        <w:t>➡️</w:t>
+      </w:r>
+      <w:r>
+        <w:t xml:space="preserve"> Pick ONE talk idea and share it first with a meetup organizer.</w:t>
+      </w:r>
+      <w:r>
+        <w:br/>
+      </w:r>
+      <w:r>
+        <w:rPr>
+          <w:rFonts w:ascii="Segoe UI Emoji" w:hAnsi="Segoe UI Emoji" w:cs="Segoe UI Emoji"/>
+        </w:rPr>
+        <w:t>➡️</w:t>
+      </w:r>
+      <w:r>
+        <w:t xml:space="preserve"> Ask if they want a </w:t>
+      </w:r>
+      <w:r>
+        <w:rPr>
+          <w:b/>
+          <w:bCs/>
+        </w:rPr>
+        <w:t>20–30 min session</w:t>
+      </w:r>
+      <w:r>
+        <w:t>.</w:t>
+      </w:r>
+    </w:p>
+    <w:p>
+      <w:r>
+        <w:t xml:space="preserve">This gets you </w:t>
+      </w:r>
+      <w:r>
+        <w:rPr>
+          <w:b/>
+          <w:bCs/>
+        </w:rPr>
+        <w:t>real-world speaking practice</w:t>
+      </w:r>
+      <w:r>
+        <w:t xml:space="preserve"> and a recorded talk (if they upload it).</w:t>
+      </w:r>
+    </w:p>
+    <w:p>
+      <w:r>
+        <w:pict w14:anchorId="55F24588">
+          <v:rect id="_x0000_i1049" style="width:0;height:1.5pt" o:hralign="center" o:hrstd="t" o:hr="t" fillcolor="#a0a0a0" stroked="f"/>
+        </w:pict>
+      </w:r>
+    </w:p>
+    <w:p>
+      <w:pPr>
+        <w:rPr>
+          <w:b/>
+          <w:bCs/>
+        </w:rPr>
+      </w:pPr>
+      <w:r>
+        <w:rPr>
+          <w:rFonts w:ascii="Segoe UI Emoji" w:hAnsi="Segoe UI Emoji" w:cs="Segoe UI Emoji"/>
+          <w:b/>
+          <w:bCs/>
+        </w:rPr>
+        <w:t>✅</w:t>
+      </w:r>
+      <w:r>
+        <w:rPr>
+          <w:b/>
+          <w:bCs/>
+        </w:rPr>
+        <w:t xml:space="preserve"> 2. Build a Signature Talk That Only YOU Can Give</w:t>
+      </w:r>
+    </w:p>
+    <w:p>
+      <w:r>
+        <w:t>Conference reviewers reject generic topics like:</w:t>
+      </w:r>
+    </w:p>
+    <w:p>
+      <w:r>
+        <w:rPr>
+          <w:rFonts w:ascii="Segoe UI Emoji" w:hAnsi="Segoe UI Emoji" w:cs="Segoe UI Emoji"/>
+        </w:rPr>
+        <w:t>❌</w:t>
+      </w:r>
+      <w:r>
+        <w:t xml:space="preserve"> </w:t>
+      </w:r>
+      <w:r>
+        <w:rPr>
+          <w:i/>
+          <w:iCs/>
+        </w:rPr>
+        <w:t>“Introduction to Angular”</w:t>
+      </w:r>
+      <w:r>
+        <w:br/>
+      </w:r>
+      <w:r>
+        <w:rPr>
+          <w:rFonts w:ascii="Segoe UI Emoji" w:hAnsi="Segoe UI Emoji" w:cs="Segoe UI Emoji"/>
+        </w:rPr>
+        <w:t>❌</w:t>
+      </w:r>
+      <w:r>
+        <w:t xml:space="preserve"> </w:t>
+      </w:r>
+      <w:r>
+        <w:rPr>
+          <w:i/>
+          <w:iCs/>
+        </w:rPr>
+        <w:t>“How to use React Hooks”</w:t>
+      </w:r>
+    </w:p>
+    <w:p>
+      <w:r>
+        <w:t>Instead, make it personal and experience-based:</w:t>
+      </w:r>
+    </w:p>
+    <w:p>
+      <w:r>
+        <w:rPr>
+          <w:rFonts w:ascii="Segoe UI Emoji" w:hAnsi="Segoe UI Emoji" w:cs="Segoe UI Emoji"/>
+        </w:rPr>
+        <w:t>✔️</w:t>
+      </w:r>
+      <w:r>
+        <w:t xml:space="preserve"> </w:t>
+      </w:r>
+      <w:r>
+        <w:rPr>
+          <w:i/>
+          <w:iCs/>
+        </w:rPr>
+        <w:t>“What 9 Years of Angular Taught Me About Building Enterprise UI”</w:t>
+      </w:r>
+      <w:r>
+        <w:br/>
+      </w:r>
+      <w:r>
+        <w:rPr>
+          <w:rFonts w:ascii="Segoe UI Emoji" w:hAnsi="Segoe UI Emoji" w:cs="Segoe UI Emoji"/>
+        </w:rPr>
+        <w:t>✔️</w:t>
+      </w:r>
+      <w:r>
+        <w:t xml:space="preserve"> </w:t>
+      </w:r>
+      <w:r>
+        <w:rPr>
+          <w:i/>
+          <w:iCs/>
+        </w:rPr>
+        <w:t>“Migrating a 6-Year-Old Legacy Angular App Without Breaking Everything”</w:t>
+      </w:r>
+      <w:r>
+        <w:br/>
+      </w:r>
+      <w:r>
+        <w:rPr>
+          <w:rFonts w:ascii="Segoe UI Emoji" w:hAnsi="Segoe UI Emoji" w:cs="Segoe UI Emoji"/>
+        </w:rPr>
+        <w:t>✔️</w:t>
+      </w:r>
+      <w:r>
+        <w:t xml:space="preserve"> </w:t>
+      </w:r>
+      <w:r>
+        <w:rPr>
+          <w:i/>
+          <w:iCs/>
+        </w:rPr>
+        <w:t>“How We Built Offline-Ready Banking with PWA + Spring Boot”</w:t>
+      </w:r>
+    </w:p>
+    <w:p>
+      <w:r>
+        <w:t xml:space="preserve">Your </w:t>
+      </w:r>
+      <w:r>
+        <w:rPr>
+          <w:b/>
+          <w:bCs/>
+        </w:rPr>
+        <w:t>unique experience</w:t>
+      </w:r>
+      <w:r>
+        <w:t xml:space="preserve"> = your advantage.</w:t>
+      </w:r>
+    </w:p>
+    <w:p>
+      <w:r>
+        <w:t>Action:</w:t>
+      </w:r>
+    </w:p>
+    <w:p>
+      <w:r>
+        <w:rPr>
+          <w:rFonts w:ascii="Segoe UI Emoji" w:hAnsi="Segoe UI Emoji" w:cs="Segoe UI Emoji"/>
+        </w:rPr>
+        <w:t>➡️</w:t>
+      </w:r>
+      <w:r>
+        <w:t xml:space="preserve"> Create </w:t>
+      </w:r>
+      <w:r>
+        <w:rPr>
+          <w:b/>
+          <w:bCs/>
+        </w:rPr>
+        <w:t>one strong talk</w:t>
+      </w:r>
+      <w:r>
+        <w:t>.</w:t>
+      </w:r>
+      <w:r>
+        <w:br/>
+      </w:r>
+      <w:r>
+        <w:rPr>
+          <w:rFonts w:ascii="Segoe UI Emoji" w:hAnsi="Segoe UI Emoji" w:cs="Segoe UI Emoji"/>
+        </w:rPr>
+        <w:t>➡️</w:t>
+      </w:r>
+      <w:r>
+        <w:t xml:space="preserve"> Polish the flow, story, pacing, slide clarity.</w:t>
+      </w:r>
+    </w:p>
+    <w:p>
+      <w:r>
+        <w:pict w14:anchorId="4A626113">
+          <v:rect id="_x0000_i1050" style="width:0;height:1.5pt" o:hralign="center" o:hrstd="t" o:hr="t" fillcolor="#a0a0a0" stroked="f"/>
+        </w:pict>
+      </w:r>
+    </w:p>
+    <w:p>
+      <w:pPr>
+        <w:rPr>
+          <w:b/>
+          <w:bCs/>
+        </w:rPr>
+      </w:pPr>
+      <w:r>
+        <w:rPr>
+          <w:rFonts w:ascii="Segoe UI Emoji" w:hAnsi="Segoe UI Emoji" w:cs="Segoe UI Emoji"/>
+          <w:b/>
+          <w:bCs/>
+        </w:rPr>
+        <w:t>✅</w:t>
+      </w:r>
+      <w:r>
+        <w:rPr>
+          <w:b/>
+          <w:bCs/>
+        </w:rPr>
+        <w:t xml:space="preserve"> 3. Build Proof: Recording + Online Presence</w:t>
+      </w:r>
+    </w:p>
+    <w:p>
+      <w:r>
+        <w:t>Most CFP reviewers will Google you.</w:t>
+      </w:r>
+    </w:p>
+    <w:p>
+      <w:r>
+        <w:t>Make sure they find:</w:t>
+      </w:r>
+    </w:p>
+    <w:p>
+      <w:pPr>
+        <w:numPr>
+          <w:ilvl w:val="0"/>
+          <w:numId w:val="7"/>
+        </w:numPr>
+      </w:pPr>
+      <w:r>
+        <w:t>Your talk recordings</w:t>
+      </w:r>
+    </w:p>
+    <w:p>
+      <w:pPr>
+        <w:numPr>
+          <w:ilvl w:val="0"/>
+          <w:numId w:val="7"/>
+        </w:numPr>
+      </w:pPr>
+      <w:r>
+        <w:t>Your LinkedIn posts</w:t>
+      </w:r>
+    </w:p>
+    <w:p>
+      <w:pPr>
+        <w:numPr>
+          <w:ilvl w:val="0"/>
+          <w:numId w:val="7"/>
+        </w:numPr>
+      </w:pPr>
+      <w:r>
+        <w:t>Blog posts with your topic’s theme</w:t>
+      </w:r>
+    </w:p>
+    <w:p>
+      <w:pPr>
+        <w:numPr>
+          <w:ilvl w:val="0"/>
+          <w:numId w:val="7"/>
+        </w:numPr>
+      </w:pPr>
+      <w:r>
+        <w:t>A GitHub example or code snippet (optional but nice)</w:t>
+      </w:r>
+    </w:p>
+    <w:p>
+      <w:r>
+        <w:t>Minimum requirement:</w:t>
+      </w:r>
+    </w:p>
+    <w:p>
+      <w:r>
+        <w:rPr>
+          <w:rFonts w:ascii="Segoe UI Emoji" w:hAnsi="Segoe UI Emoji" w:cs="Segoe UI Emoji"/>
+        </w:rPr>
+        <w:t>📌</w:t>
+      </w:r>
+      <w:r>
+        <w:t xml:space="preserve"> </w:t>
+      </w:r>
+      <w:r>
+        <w:rPr>
+          <w:b/>
+          <w:bCs/>
+        </w:rPr>
+        <w:t>A 10–15 minute recorded talk uploaded to YouTube or a portfolio link.</w:t>
+      </w:r>
+      <w:r>
+        <w:br/>
+        <w:t>Even a well-lit home recording with a good external mic works.</w:t>
+      </w:r>
+    </w:p>
+    <w:p>
+      <w:r>
+        <w:t xml:space="preserve">You don’t need to go viral — you just need </w:t>
+      </w:r>
+      <w:r>
+        <w:rPr>
+          <w:b/>
+          <w:bCs/>
+        </w:rPr>
+        <w:t>proof you can speak</w:t>
+      </w:r>
+      <w:r>
+        <w:t>.</w:t>
+      </w:r>
+    </w:p>
+    <w:p>
+      <w:r>
+        <w:pict w14:anchorId="3B32FA9B">
+          <v:rect id="_x0000_i1051" style="width:0;height:1.5pt" o:hralign="center" o:hrstd="t" o:hr="t" fillcolor="#a0a0a0" stroked="f"/>
+        </w:pict>
+      </w:r>
+    </w:p>
+    <w:p>
+      <w:pPr>
+        <w:rPr>
+          <w:b/>
+          <w:bCs/>
+        </w:rPr>
+      </w:pPr>
+      <w:r>
+        <w:rPr>
+          <w:rFonts w:ascii="Segoe UI Emoji" w:hAnsi="Segoe UI Emoji" w:cs="Segoe UI Emoji"/>
+          <w:b/>
+          <w:bCs/>
+        </w:rPr>
+        <w:t>✅</w:t>
+      </w:r>
+      <w:r>
+        <w:rPr>
+          <w:b/>
+          <w:bCs/>
+        </w:rPr>
+        <w:t xml:space="preserve"> 4. Apply to CFPs Strategically — Not Everywhere</w:t>
+      </w:r>
+    </w:p>
+    <w:p>
+      <w:r>
+        <w:lastRenderedPageBreak/>
+        <w:t>Don’t “spray and pray.”</w:t>
+      </w:r>
+    </w:p>
+    <w:p>
+      <w:r>
+        <w:t>Instead, apply to:</w:t>
+      </w:r>
+    </w:p>
+    <w:p>
+      <w:pPr>
+        <w:rPr>
+          <w:b/>
+          <w:bCs/>
+        </w:rPr>
+      </w:pPr>
+      <w:r>
+        <w:rPr>
+          <w:rFonts w:ascii="Segoe UI Emoji" w:hAnsi="Segoe UI Emoji" w:cs="Segoe UI Emoji"/>
+          <w:b/>
+          <w:bCs/>
+        </w:rPr>
+        <w:t>🎯</w:t>
+      </w:r>
+      <w:r>
+        <w:rPr>
+          <w:b/>
+          <w:bCs/>
+        </w:rPr>
+        <w:t xml:space="preserve"> Year 1–2 Targets:</w:t>
+      </w:r>
+    </w:p>
+    <w:p>
+      <w:pPr>
+        <w:numPr>
+          <w:ilvl w:val="0"/>
+          <w:numId w:val="8"/>
+        </w:numPr>
+      </w:pPr>
+      <w:r>
+        <w:t>Community events (free tickets, but low competition)</w:t>
+      </w:r>
+    </w:p>
+    <w:p>
+      <w:pPr>
+        <w:numPr>
+          <w:ilvl w:val="0"/>
+          <w:numId w:val="8"/>
+        </w:numPr>
+      </w:pPr>
+      <w:r>
+        <w:t>Regional tech conferences in India/SEA</w:t>
+      </w:r>
+    </w:p>
+    <w:p>
+      <w:r>
+        <w:t>Example conference list (realistic entry points):</w:t>
+      </w:r>
+    </w:p>
+    <w:tbl>
+      <w:tblPr>
+        <w:tblW w:w="0" w:type="auto"/>
+        <w:tblCellSpacing w:w="15" w:type="dxa"/>
+        <w:tblCellMar>
+          <w:top w:w="15" w:type="dxa"/>
+          <w:left w:w="15" w:type="dxa"/>
+          <w:bottom w:w="15" w:type="dxa"/>
+          <w:right w:w="15" w:type="dxa"/>
+        </w:tblCellMar>
+        <w:tblLook w:val="04A0" w:firstRow="1" w:lastRow="0" w:firstColumn="1" w:lastColumn="0" w:noHBand="0" w:noVBand="1"/>
+      </w:tblPr>
+      <w:tblGrid>
+        <w:gridCol w:w="762"/>
+        <w:gridCol w:w="7149"/>
+      </w:tblGrid>
+      <w:tr>
+        <w:trPr>
+          <w:tblHeader/>
+          <w:tblCellSpacing w:w="15" w:type="dxa"/>
+        </w:trPr>
+        <w:tc>
+          <w:tcPr>
+            <w:tcW w:w="0" w:type="auto"/>
+            <w:vAlign w:val="center"/>
+            <w:hideMark/>
+          </w:tcPr>
+          <w:p>
+            <w:pPr>
+              <w:rPr>
+                <w:b/>
+                <w:bCs/>
+              </w:rPr>
+            </w:pPr>
+            <w:r>
+              <w:rPr>
+                <w:b/>
+                <w:bCs/>
+              </w:rPr>
+              <w:t>Region</w:t>
+            </w:r>
+          </w:p>
+        </w:tc>
+        <w:tc>
+          <w:tcPr>
+            <w:tcW w:w="0" w:type="auto"/>
+            <w:vAlign w:val="center"/>
+            <w:hideMark/>
+          </w:tcPr>
+          <w:p>
+            <w:pPr>
+              <w:rPr>
+                <w:b/>
+                <w:bCs/>
+              </w:rPr>
+            </w:pPr>
+            <w:r>
+              <w:rPr>
+                <w:b/>
+                <w:bCs/>
+              </w:rPr>
+              <w:t>Event Type</w:t>
+            </w:r>
+          </w:p>
+        </w:tc>
+      </w:tr>
+      <w:tr>
+        <w:trPr>
+          <w:tblCellSpacing w:w="15" w:type="dxa"/>
+        </w:trPr>
+        <w:tc>
+          <w:tcPr>
+            <w:tcW w:w="0" w:type="auto"/>
+            <w:vAlign w:val="center"/>
+            <w:hideMark/>
+          </w:tcPr>
+          <w:p>
+            <w:r>
+              <w:t>India</w:t>
+            </w:r>
+          </w:p>
+        </w:tc>
+        <w:tc>
+          <w:tcPr>
+            <w:tcW w:w="0" w:type="auto"/>
+            <w:vAlign w:val="center"/>
+            <w:hideMark/>
+          </w:tcPr>
+          <w:p>
+            <w:r>
+              <w:t>React India, DevFest India, NDC India, IndiaFOSS</w:t>
+            </w:r>
+          </w:p>
+        </w:tc>
+      </w:tr>
+      <w:tr>
+        <w:trPr>
+          <w:tblCellSpacing w:w="15" w:type="dxa"/>
+        </w:trPr>
+        <w:tc>
+          <w:tcPr>
+            <w:tcW w:w="0" w:type="auto"/>
+            <w:vAlign w:val="center"/>
+            <w:hideMark/>
+          </w:tcPr>
+          <w:p>
+            <w:r>
+              <w:t>Asia</w:t>
+            </w:r>
+          </w:p>
+        </w:tc>
+        <w:tc>
+          <w:tcPr>
+            <w:tcW w:w="0" w:type="auto"/>
+            <w:vAlign w:val="center"/>
+            <w:hideMark/>
+          </w:tcPr>
+          <w:p>
+            <w:r>
+              <w:t>JSConf Korea, PyCon Thailand, DevCon Nepal, Malaysia Developer Summit</w:t>
+            </w:r>
+          </w:p>
+        </w:tc>
+      </w:tr>
+      <w:tr>
+        <w:trPr>
+          <w:tblCellSpacing w:w="15" w:type="dxa"/>
+        </w:trPr>
+        <w:tc>
+          <w:tcPr>
+            <w:tcW w:w="0" w:type="auto"/>
+            <w:vAlign w:val="center"/>
+            <w:hideMark/>
+          </w:tcPr>
+          <w:p>
+            <w:r>
+              <w:t>Online</w:t>
+            </w:r>
+          </w:p>
+        </w:tc>
+        <w:tc>
+          <w:tcPr>
+            <w:tcW w:w="0" w:type="auto"/>
+            <w:vAlign w:val="center"/>
+            <w:hideMark/>
+          </w:tcPr>
+          <w:p>
+            <w:r>
+              <w:t>Conf42, Global Diversity CFP, Cloud Native Online events</w:t>
+            </w:r>
+          </w:p>
+        </w:tc>
+      </w:tr>
+    </w:tbl>
+    <w:p>
+      <w:r>
+        <w:t>Use sites like:</w:t>
+      </w:r>
+    </w:p>
+    <w:p>
+      <w:r>
+        <w:rPr>
+          <w:rFonts w:ascii="Segoe UI Emoji" w:hAnsi="Segoe UI Emoji" w:cs="Segoe UI Emoji"/>
+        </w:rPr>
+        <w:t>🔗</w:t>
+      </w:r>
+      <w:r>
+        <w:t xml:space="preserve"> </w:t>
+      </w:r>
+      <w:hyperlink r:id="rId17" w:tgtFrame="_new" w:history="1">
+        <w:r>
+          <w:rPr>
+            <w:rStyle w:val="Hyperlink"/>
+          </w:rPr>
+          <w:t>https://sessionize.com</w:t>
+        </w:r>
+      </w:hyperlink>
+      <w:r>
+        <w:br/>
+      </w:r>
+      <w:r>
+        <w:rPr>
+          <w:rFonts w:ascii="Segoe UI Emoji" w:hAnsi="Segoe UI Emoji" w:cs="Segoe UI Emoji"/>
+        </w:rPr>
+        <w:t>🔗</w:t>
+      </w:r>
+      <w:r>
+        <w:t xml:space="preserve"> https://cfpland.com</w:t>
+      </w:r>
+      <w:r>
+        <w:br/>
+      </w:r>
+      <w:r>
+        <w:rPr>
+          <w:rFonts w:ascii="Segoe UI Emoji" w:hAnsi="Segoe UI Emoji" w:cs="Segoe UI Emoji"/>
+        </w:rPr>
+        <w:t>🔗</w:t>
+      </w:r>
+      <w:r>
+        <w:t xml:space="preserve"> https://papercall.io</w:t>
+      </w:r>
+    </w:p>
+    <w:p>
+      <w:r>
+        <w:t>Action:</w:t>
+      </w:r>
+    </w:p>
+    <w:p>
+      <w:r>
+        <w:rPr>
+          <w:rFonts w:ascii="Segoe UI Emoji" w:hAnsi="Segoe UI Emoji" w:cs="Segoe UI Emoji"/>
+        </w:rPr>
+        <w:t>➡️</w:t>
+      </w:r>
+      <w:r>
+        <w:t xml:space="preserve"> Submit only </w:t>
+      </w:r>
+      <w:r>
+        <w:rPr>
+          <w:b/>
+          <w:bCs/>
+        </w:rPr>
+        <w:t>1–2 well-crafted proposals per event</w:t>
+      </w:r>
+      <w:r>
+        <w:t>.</w:t>
+      </w:r>
+    </w:p>
+    <w:p>
+      <w:r>
+        <w:pict w14:anchorId="2DC4EAF2">
+          <v:rect id="_x0000_i1052" style="width:0;height:1.5pt" o:hralign="center" o:hrstd="t" o:hr="t" fillcolor="#a0a0a0" stroked="f"/>
+        </w:pict>
+      </w:r>
+    </w:p>
+    <w:p>
+      <w:pPr>
+        <w:rPr>
+          <w:b/>
+          <w:bCs/>
+        </w:rPr>
+      </w:pPr>
+      <w:r>
+        <w:rPr>
+          <w:rFonts w:ascii="Segoe UI Emoji" w:hAnsi="Segoe UI Emoji" w:cs="Segoe UI Emoji"/>
+          <w:b/>
+          <w:bCs/>
+        </w:rPr>
+        <w:t>✅</w:t>
+      </w:r>
+      <w:r>
+        <w:rPr>
+          <w:b/>
+          <w:bCs/>
+        </w:rPr>
+        <w:t xml:space="preserve"> 5. Be Known in the Community — Not Just Visible</w:t>
+      </w:r>
+    </w:p>
+    <w:p>
+      <w:r>
+        <w:t>Attend conferences even if you're not speaking.</w:t>
+      </w:r>
+    </w:p>
+    <w:p>
+      <w:r>
+        <w:t>When you’re there:</w:t>
+      </w:r>
+    </w:p>
+    <w:p>
+      <w:pPr>
+        <w:numPr>
+          <w:ilvl w:val="0"/>
+          <w:numId w:val="9"/>
+        </w:numPr>
+      </w:pPr>
+      <w:r>
+        <w:t>Talk to speakers.</w:t>
+      </w:r>
+    </w:p>
+    <w:p>
+      <w:pPr>
+        <w:numPr>
+          <w:ilvl w:val="0"/>
+          <w:numId w:val="9"/>
+        </w:numPr>
+      </w:pPr>
+      <w:r>
+        <w:t>Connect with organizers.</w:t>
+      </w:r>
+    </w:p>
+    <w:p>
+      <w:pPr>
+        <w:numPr>
+          <w:ilvl w:val="0"/>
+          <w:numId w:val="9"/>
+        </w:numPr>
+      </w:pPr>
+      <w:r>
+        <w:t>Join after-hours chats.</w:t>
+      </w:r>
+    </w:p>
+    <w:p>
+      <w:pPr>
+        <w:numPr>
+          <w:ilvl w:val="0"/>
+          <w:numId w:val="9"/>
+        </w:numPr>
+      </w:pPr>
+      <w:r>
+        <w:t>Share notes publicly on LinkedIn or X.</w:t>
+      </w:r>
+    </w:p>
+    <w:p>
+      <w:r>
+        <w:t>Small behaviors make a big difference:</w:t>
+      </w:r>
+    </w:p>
+    <w:p>
+      <w:r>
+        <w:rPr>
+          <w:rFonts w:ascii="Segoe UI Emoji" w:hAnsi="Segoe UI Emoji" w:cs="Segoe UI Emoji"/>
+        </w:rPr>
+        <w:t>✔️</w:t>
+      </w:r>
+      <w:r>
+        <w:t xml:space="preserve"> Be on time</w:t>
+      </w:r>
+      <w:r>
+        <w:br/>
+      </w:r>
+      <w:r>
+        <w:rPr>
+          <w:rFonts w:ascii="Segoe UI Emoji" w:hAnsi="Segoe UI Emoji" w:cs="Segoe UI Emoji"/>
+        </w:rPr>
+        <w:t>✔️</w:t>
+      </w:r>
+      <w:r>
+        <w:t xml:space="preserve"> Be respectful</w:t>
+      </w:r>
+      <w:r>
+        <w:br/>
+      </w:r>
+      <w:r>
+        <w:rPr>
+          <w:rFonts w:ascii="Segoe UI Emoji" w:hAnsi="Segoe UI Emoji" w:cs="Segoe UI Emoji"/>
+        </w:rPr>
+        <w:t>✔️</w:t>
+      </w:r>
+      <w:r>
+        <w:t xml:space="preserve"> Be helpful</w:t>
+      </w:r>
+      <w:r>
+        <w:br/>
+      </w:r>
+      <w:r>
+        <w:rPr>
+          <w:rFonts w:ascii="Segoe UI Emoji" w:hAnsi="Segoe UI Emoji" w:cs="Segoe UI Emoji"/>
+        </w:rPr>
+        <w:t>✔️</w:t>
+      </w:r>
+      <w:r>
+        <w:t xml:space="preserve"> Share learnings and visibility</w:t>
+      </w:r>
+    </w:p>
+    <w:p>
+      <w:r>
+        <w:lastRenderedPageBreak/>
+        <w:t xml:space="preserve">Speakers and organizers </w:t>
+      </w:r>
+      <w:r>
+        <w:rPr>
+          <w:b/>
+          <w:bCs/>
+        </w:rPr>
+        <w:t>remember professionalism</w:t>
+      </w:r>
+      <w:r>
+        <w:t xml:space="preserve"> more than fancy slides.</w:t>
+      </w:r>
+    </w:p>
     <w:p/>
     <w:sectPr>
       <w:pgSz w:w="12240" w:h="15840"/>
@@ -201,6 +1514,900 @@
 <file path=word/numbering.xml><?xml version="1.0" encoding="utf-8"?>
 <w:numbering xmlns:wpc="http://schemas.microsoft.com/office/word/2010/wordprocessingCanvas" xmlns:cx="http://schemas.microsoft.com/office/drawing/2014/chartex" xmlns:cx1="http://schemas.microsoft.com/office/drawing/2015/9/8/chartex" xmlns:cx2="http://schemas.microsoft.com/office/drawing/2015/10/21/chartex" xmlns:cx3="http://schemas.microsoft.com/office/drawing/2016/5/9/chartex" xmlns:cx4="http://schemas.microsoft.com/office/drawing/2016/5/10/chartex" xmlns:cx5="http://schemas.microsoft.com/office/drawing/2016/5/11/chartex" xmlns:cx6="http://schemas.microsoft.com/office/drawing/2016/5/12/chartex" xmlns:cx7="http://schemas.microsoft.com/office/drawing/2016/5/13/chartex" xmlns:cx8="http://schemas.microsoft.com/office/drawing/2016/5/14/chartex" xmlns:mc="http://schemas.openxmlformats.org/markup-compatibility/2006" xmlns:aink="http://schemas.microsoft.com/office/drawing/2016/ink" xmlns:am3d="http://schemas.microsoft.com/office/drawing/2017/model3d" xmlns:o="urn:schemas-microsoft-com:office:office" xmlns:oel="http://schemas.microsoft.com/office/2019/extlst" xmlns:r="http://schemas.openxmlformats.org/officeDocument/2006/relationships" xmlns:m="http://schemas.openxmlformats.org/officeDocument/2006/math" xmlns:v="urn:schemas-microsoft-com:vml" xmlns:wp14="http://schemas.microsoft.com/office/word/2010/wordprocessingDrawing" xmlns:wp="http://schemas.openxmlformats.org/drawingml/2006/wordprocessingDrawing" xmlns:w10="urn:schemas-microsoft-com:office:word" xmlns:w="http://schemas.openxmlformats.org/wordprocessingml/2006/main" xmlns:w14="http://schemas.microsoft.com/office/word/2010/wordml" xmlns:w15="http://schemas.microsoft.com/office/word/2012/wordml" xmlns:w16cex="http://schemas.microsoft.com/office/word/2018/wordml/cex" xmlns:w16cid="http://schemas.microsoft.com/office/word/2016/wordml/cid" xmlns:w16="http://schemas.microsoft.com/office/word/2018/wordml" xmlns:w16du="http://schemas.microsoft.com/office/word/2023/wordml/word16du" xmlns:w16sdtdh="http://schemas.microsoft.com/office/word/2020/wordml/sdtdatahash" xmlns:w16sdtfl="http://schemas.microsoft.com/office/word/2024/wordml/sdtformatlock" xmlns:w16se="http://schemas.microsoft.com/office/word/2015/wordml/symex" xmlns:wpg="http://schemas.microsoft.com/office/word/2010/wordprocessingGroup" xmlns:wpi="http://schemas.microsoft.com/office/word/2010/wordprocessingInk" xmlns:wne="http://schemas.microsoft.com/office/word/2006/wordml" xmlns:wps="http://schemas.microsoft.com/office/word/2010/wordprocessingShape" mc:Ignorable="w14 w15 w16se w16cid w16 w16cex w16sdtdh w16sdtfl w16du wp14">
   <w:abstractNum w:abstractNumId="0" w15:restartNumberingAfterBreak="0">
+    <w:nsid w:val="04CA7904"/>
+    <w:multiLevelType w:val="multilevel"/>
+    <w:tmpl w:val="E0B63A80"/>
+    <w:lvl w:ilvl="0">
+      <w:start w:val="1"/>
+      <w:numFmt w:val="bullet"/>
+      <w:lvlText w:val=""/>
+      <w:lvlJc w:val="left"/>
+      <w:pPr>
+        <w:tabs>
+          <w:tab w:val="num" w:pos="720"/>
+        </w:tabs>
+        <w:ind w:left="720" w:hanging="360"/>
+      </w:pPr>
+      <w:rPr>
+        <w:rFonts w:ascii="Symbol" w:hAnsi="Symbol" w:hint="default"/>
+        <w:sz w:val="20"/>
+      </w:rPr>
+    </w:lvl>
+    <w:lvl w:ilvl="1" w:tentative="1">
+      <w:start w:val="1"/>
+      <w:numFmt w:val="bullet"/>
+      <w:lvlText w:val="o"/>
+      <w:lvlJc w:val="left"/>
+      <w:pPr>
+        <w:tabs>
+          <w:tab w:val="num" w:pos="1440"/>
+        </w:tabs>
+        <w:ind w:left="1440" w:hanging="360"/>
+      </w:pPr>
+      <w:rPr>
+        <w:rFonts w:ascii="Courier New" w:hAnsi="Courier New" w:hint="default"/>
+        <w:sz w:val="20"/>
+      </w:rPr>
+    </w:lvl>
+    <w:lvl w:ilvl="2" w:tentative="1">
+      <w:start w:val="1"/>
+      <w:numFmt w:val="bullet"/>
+      <w:lvlText w:val=""/>
+      <w:lvlJc w:val="left"/>
+      <w:pPr>
+        <w:tabs>
+          <w:tab w:val="num" w:pos="2160"/>
+        </w:tabs>
+        <w:ind w:left="2160" w:hanging="360"/>
+      </w:pPr>
+      <w:rPr>
+        <w:rFonts w:ascii="Wingdings" w:hAnsi="Wingdings" w:hint="default"/>
+        <w:sz w:val="20"/>
+      </w:rPr>
+    </w:lvl>
+    <w:lvl w:ilvl="3" w:tentative="1">
+      <w:start w:val="1"/>
+      <w:numFmt w:val="bullet"/>
+      <w:lvlText w:val=""/>
+      <w:lvlJc w:val="left"/>
+      <w:pPr>
+        <w:tabs>
+          <w:tab w:val="num" w:pos="2880"/>
+        </w:tabs>
+        <w:ind w:left="2880" w:hanging="360"/>
+      </w:pPr>
+      <w:rPr>
+        <w:rFonts w:ascii="Wingdings" w:hAnsi="Wingdings" w:hint="default"/>
+        <w:sz w:val="20"/>
+      </w:rPr>
+    </w:lvl>
+    <w:lvl w:ilvl="4" w:tentative="1">
+      <w:start w:val="1"/>
+      <w:numFmt w:val="bullet"/>
+      <w:lvlText w:val=""/>
+      <w:lvlJc w:val="left"/>
+      <w:pPr>
+        <w:tabs>
+          <w:tab w:val="num" w:pos="3600"/>
+        </w:tabs>
+        <w:ind w:left="3600" w:hanging="360"/>
+      </w:pPr>
+      <w:rPr>
+        <w:rFonts w:ascii="Wingdings" w:hAnsi="Wingdings" w:hint="default"/>
+        <w:sz w:val="20"/>
+      </w:rPr>
+    </w:lvl>
+    <w:lvl w:ilvl="5" w:tentative="1">
+      <w:start w:val="1"/>
+      <w:numFmt w:val="bullet"/>
+      <w:lvlText w:val=""/>
+      <w:lvlJc w:val="left"/>
+      <w:pPr>
+        <w:tabs>
+          <w:tab w:val="num" w:pos="4320"/>
+        </w:tabs>
+        <w:ind w:left="4320" w:hanging="360"/>
+      </w:pPr>
+      <w:rPr>
+        <w:rFonts w:ascii="Wingdings" w:hAnsi="Wingdings" w:hint="default"/>
+        <w:sz w:val="20"/>
+      </w:rPr>
+    </w:lvl>
+    <w:lvl w:ilvl="6" w:tentative="1">
+      <w:start w:val="1"/>
+      <w:numFmt w:val="bullet"/>
+      <w:lvlText w:val=""/>
+      <w:lvlJc w:val="left"/>
+      <w:pPr>
+        <w:tabs>
+          <w:tab w:val="num" w:pos="5040"/>
+        </w:tabs>
+        <w:ind w:left="5040" w:hanging="360"/>
+      </w:pPr>
+      <w:rPr>
+        <w:rFonts w:ascii="Wingdings" w:hAnsi="Wingdings" w:hint="default"/>
+        <w:sz w:val="20"/>
+      </w:rPr>
+    </w:lvl>
+    <w:lvl w:ilvl="7" w:tentative="1">
+      <w:start w:val="1"/>
+      <w:numFmt w:val="bullet"/>
+      <w:lvlText w:val=""/>
+      <w:lvlJc w:val="left"/>
+      <w:pPr>
+        <w:tabs>
+          <w:tab w:val="num" w:pos="5760"/>
+        </w:tabs>
+        <w:ind w:left="5760" w:hanging="360"/>
+      </w:pPr>
+      <w:rPr>
+        <w:rFonts w:ascii="Wingdings" w:hAnsi="Wingdings" w:hint="default"/>
+        <w:sz w:val="20"/>
+      </w:rPr>
+    </w:lvl>
+    <w:lvl w:ilvl="8" w:tentative="1">
+      <w:start w:val="1"/>
+      <w:numFmt w:val="bullet"/>
+      <w:lvlText w:val=""/>
+      <w:lvlJc w:val="left"/>
+      <w:pPr>
+        <w:tabs>
+          <w:tab w:val="num" w:pos="6480"/>
+        </w:tabs>
+        <w:ind w:left="6480" w:hanging="360"/>
+      </w:pPr>
+      <w:rPr>
+        <w:rFonts w:ascii="Wingdings" w:hAnsi="Wingdings" w:hint="default"/>
+        <w:sz w:val="20"/>
+      </w:rPr>
+    </w:lvl>
+  </w:abstractNum>
+  <w:abstractNum w:abstractNumId="1" w15:restartNumberingAfterBreak="0">
+    <w:nsid w:val="0C264D36"/>
+    <w:multiLevelType w:val="multilevel"/>
+    <w:tmpl w:val="C8E6A00C"/>
+    <w:lvl w:ilvl="0">
+      <w:start w:val="1"/>
+      <w:numFmt w:val="bullet"/>
+      <w:lvlText w:val=""/>
+      <w:lvlJc w:val="left"/>
+      <w:pPr>
+        <w:tabs>
+          <w:tab w:val="num" w:pos="720"/>
+        </w:tabs>
+        <w:ind w:left="720" w:hanging="360"/>
+      </w:pPr>
+      <w:rPr>
+        <w:rFonts w:ascii="Symbol" w:hAnsi="Symbol" w:hint="default"/>
+        <w:sz w:val="20"/>
+      </w:rPr>
+    </w:lvl>
+    <w:lvl w:ilvl="1" w:tentative="1">
+      <w:start w:val="1"/>
+      <w:numFmt w:val="bullet"/>
+      <w:lvlText w:val="o"/>
+      <w:lvlJc w:val="left"/>
+      <w:pPr>
+        <w:tabs>
+          <w:tab w:val="num" w:pos="1440"/>
+        </w:tabs>
+        <w:ind w:left="1440" w:hanging="360"/>
+      </w:pPr>
+      <w:rPr>
+        <w:rFonts w:ascii="Courier New" w:hAnsi="Courier New" w:hint="default"/>
+        <w:sz w:val="20"/>
+      </w:rPr>
+    </w:lvl>
+    <w:lvl w:ilvl="2" w:tentative="1">
+      <w:start w:val="1"/>
+      <w:numFmt w:val="bullet"/>
+      <w:lvlText w:val=""/>
+      <w:lvlJc w:val="left"/>
+      <w:pPr>
+        <w:tabs>
+          <w:tab w:val="num" w:pos="2160"/>
+        </w:tabs>
+        <w:ind w:left="2160" w:hanging="360"/>
+      </w:pPr>
+      <w:rPr>
+        <w:rFonts w:ascii="Wingdings" w:hAnsi="Wingdings" w:hint="default"/>
+        <w:sz w:val="20"/>
+      </w:rPr>
+    </w:lvl>
+    <w:lvl w:ilvl="3" w:tentative="1">
+      <w:start w:val="1"/>
+      <w:numFmt w:val="bullet"/>
+      <w:lvlText w:val=""/>
+      <w:lvlJc w:val="left"/>
+      <w:pPr>
+        <w:tabs>
+          <w:tab w:val="num" w:pos="2880"/>
+        </w:tabs>
+        <w:ind w:left="2880" w:hanging="360"/>
+      </w:pPr>
+      <w:rPr>
+        <w:rFonts w:ascii="Wingdings" w:hAnsi="Wingdings" w:hint="default"/>
+        <w:sz w:val="20"/>
+      </w:rPr>
+    </w:lvl>
+    <w:lvl w:ilvl="4" w:tentative="1">
+      <w:start w:val="1"/>
+      <w:numFmt w:val="bullet"/>
+      <w:lvlText w:val=""/>
+      <w:lvlJc w:val="left"/>
+      <w:pPr>
+        <w:tabs>
+          <w:tab w:val="num" w:pos="3600"/>
+        </w:tabs>
+        <w:ind w:left="3600" w:hanging="360"/>
+      </w:pPr>
+      <w:rPr>
+        <w:rFonts w:ascii="Wingdings" w:hAnsi="Wingdings" w:hint="default"/>
+        <w:sz w:val="20"/>
+      </w:rPr>
+    </w:lvl>
+    <w:lvl w:ilvl="5" w:tentative="1">
+      <w:start w:val="1"/>
+      <w:numFmt w:val="bullet"/>
+      <w:lvlText w:val=""/>
+      <w:lvlJc w:val="left"/>
+      <w:pPr>
+        <w:tabs>
+          <w:tab w:val="num" w:pos="4320"/>
+        </w:tabs>
+        <w:ind w:left="4320" w:hanging="360"/>
+      </w:pPr>
+      <w:rPr>
+        <w:rFonts w:ascii="Wingdings" w:hAnsi="Wingdings" w:hint="default"/>
+        <w:sz w:val="20"/>
+      </w:rPr>
+    </w:lvl>
+    <w:lvl w:ilvl="6" w:tentative="1">
+      <w:start w:val="1"/>
+      <w:numFmt w:val="bullet"/>
+      <w:lvlText w:val=""/>
+      <w:lvlJc w:val="left"/>
+      <w:pPr>
+        <w:tabs>
+          <w:tab w:val="num" w:pos="5040"/>
+        </w:tabs>
+        <w:ind w:left="5040" w:hanging="360"/>
+      </w:pPr>
+      <w:rPr>
+        <w:rFonts w:ascii="Wingdings" w:hAnsi="Wingdings" w:hint="default"/>
+        <w:sz w:val="20"/>
+      </w:rPr>
+    </w:lvl>
+    <w:lvl w:ilvl="7" w:tentative="1">
+      <w:start w:val="1"/>
+      <w:numFmt w:val="bullet"/>
+      <w:lvlText w:val=""/>
+      <w:lvlJc w:val="left"/>
+      <w:pPr>
+        <w:tabs>
+          <w:tab w:val="num" w:pos="5760"/>
+        </w:tabs>
+        <w:ind w:left="5760" w:hanging="360"/>
+      </w:pPr>
+      <w:rPr>
+        <w:rFonts w:ascii="Wingdings" w:hAnsi="Wingdings" w:hint="default"/>
+        <w:sz w:val="20"/>
+      </w:rPr>
+    </w:lvl>
+    <w:lvl w:ilvl="8" w:tentative="1">
+      <w:start w:val="1"/>
+      <w:numFmt w:val="bullet"/>
+      <w:lvlText w:val=""/>
+      <w:lvlJc w:val="left"/>
+      <w:pPr>
+        <w:tabs>
+          <w:tab w:val="num" w:pos="6480"/>
+        </w:tabs>
+        <w:ind w:left="6480" w:hanging="360"/>
+      </w:pPr>
+      <w:rPr>
+        <w:rFonts w:ascii="Wingdings" w:hAnsi="Wingdings" w:hint="default"/>
+        <w:sz w:val="20"/>
+      </w:rPr>
+    </w:lvl>
+  </w:abstractNum>
+  <w:abstractNum w:abstractNumId="2" w15:restartNumberingAfterBreak="0">
+    <w:nsid w:val="100F4B34"/>
+    <w:multiLevelType w:val="multilevel"/>
+    <w:tmpl w:val="B7DCF448"/>
+    <w:lvl w:ilvl="0">
+      <w:start w:val="1"/>
+      <w:numFmt w:val="bullet"/>
+      <w:lvlText w:val=""/>
+      <w:lvlJc w:val="left"/>
+      <w:pPr>
+        <w:tabs>
+          <w:tab w:val="num" w:pos="720"/>
+        </w:tabs>
+        <w:ind w:left="720" w:hanging="360"/>
+      </w:pPr>
+      <w:rPr>
+        <w:rFonts w:ascii="Symbol" w:hAnsi="Symbol" w:hint="default"/>
+        <w:sz w:val="20"/>
+      </w:rPr>
+    </w:lvl>
+    <w:lvl w:ilvl="1" w:tentative="1">
+      <w:start w:val="1"/>
+      <w:numFmt w:val="bullet"/>
+      <w:lvlText w:val="o"/>
+      <w:lvlJc w:val="left"/>
+      <w:pPr>
+        <w:tabs>
+          <w:tab w:val="num" w:pos="1440"/>
+        </w:tabs>
+        <w:ind w:left="1440" w:hanging="360"/>
+      </w:pPr>
+      <w:rPr>
+        <w:rFonts w:ascii="Courier New" w:hAnsi="Courier New" w:hint="default"/>
+        <w:sz w:val="20"/>
+      </w:rPr>
+    </w:lvl>
+    <w:lvl w:ilvl="2" w:tentative="1">
+      <w:start w:val="1"/>
+      <w:numFmt w:val="bullet"/>
+      <w:lvlText w:val=""/>
+      <w:lvlJc w:val="left"/>
+      <w:pPr>
+        <w:tabs>
+          <w:tab w:val="num" w:pos="2160"/>
+        </w:tabs>
+        <w:ind w:left="2160" w:hanging="360"/>
+      </w:pPr>
+      <w:rPr>
+        <w:rFonts w:ascii="Wingdings" w:hAnsi="Wingdings" w:hint="default"/>
+        <w:sz w:val="20"/>
+      </w:rPr>
+    </w:lvl>
+    <w:lvl w:ilvl="3" w:tentative="1">
+      <w:start w:val="1"/>
+      <w:numFmt w:val="bullet"/>
+      <w:lvlText w:val=""/>
+      <w:lvlJc w:val="left"/>
+      <w:pPr>
+        <w:tabs>
+          <w:tab w:val="num" w:pos="2880"/>
+        </w:tabs>
+        <w:ind w:left="2880" w:hanging="360"/>
+      </w:pPr>
+      <w:rPr>
+        <w:rFonts w:ascii="Wingdings" w:hAnsi="Wingdings" w:hint="default"/>
+        <w:sz w:val="20"/>
+      </w:rPr>
+    </w:lvl>
+    <w:lvl w:ilvl="4" w:tentative="1">
+      <w:start w:val="1"/>
+      <w:numFmt w:val="bullet"/>
+      <w:lvlText w:val=""/>
+      <w:lvlJc w:val="left"/>
+      <w:pPr>
+        <w:tabs>
+          <w:tab w:val="num" w:pos="3600"/>
+        </w:tabs>
+        <w:ind w:left="3600" w:hanging="360"/>
+      </w:pPr>
+      <w:rPr>
+        <w:rFonts w:ascii="Wingdings" w:hAnsi="Wingdings" w:hint="default"/>
+        <w:sz w:val="20"/>
+      </w:rPr>
+    </w:lvl>
+    <w:lvl w:ilvl="5" w:tentative="1">
+      <w:start w:val="1"/>
+      <w:numFmt w:val="bullet"/>
+      <w:lvlText w:val=""/>
+      <w:lvlJc w:val="left"/>
+      <w:pPr>
+        <w:tabs>
+          <w:tab w:val="num" w:pos="4320"/>
+        </w:tabs>
+        <w:ind w:left="4320" w:hanging="360"/>
+      </w:pPr>
+      <w:rPr>
+        <w:rFonts w:ascii="Wingdings" w:hAnsi="Wingdings" w:hint="default"/>
+        <w:sz w:val="20"/>
+      </w:rPr>
+    </w:lvl>
+    <w:lvl w:ilvl="6" w:tentative="1">
+      <w:start w:val="1"/>
+      <w:numFmt w:val="bullet"/>
+      <w:lvlText w:val=""/>
+      <w:lvlJc w:val="left"/>
+      <w:pPr>
+        <w:tabs>
+          <w:tab w:val="num" w:pos="5040"/>
+        </w:tabs>
+        <w:ind w:left="5040" w:hanging="360"/>
+      </w:pPr>
+      <w:rPr>
+        <w:rFonts w:ascii="Wingdings" w:hAnsi="Wingdings" w:hint="default"/>
+        <w:sz w:val="20"/>
+      </w:rPr>
+    </w:lvl>
+    <w:lvl w:ilvl="7" w:tentative="1">
+      <w:start w:val="1"/>
+      <w:numFmt w:val="bullet"/>
+      <w:lvlText w:val=""/>
+      <w:lvlJc w:val="left"/>
+      <w:pPr>
+        <w:tabs>
+          <w:tab w:val="num" w:pos="5760"/>
+        </w:tabs>
+        <w:ind w:left="5760" w:hanging="360"/>
+      </w:pPr>
+      <w:rPr>
+        <w:rFonts w:ascii="Wingdings" w:hAnsi="Wingdings" w:hint="default"/>
+        <w:sz w:val="20"/>
+      </w:rPr>
+    </w:lvl>
+    <w:lvl w:ilvl="8" w:tentative="1">
+      <w:start w:val="1"/>
+      <w:numFmt w:val="bullet"/>
+      <w:lvlText w:val=""/>
+      <w:lvlJc w:val="left"/>
+      <w:pPr>
+        <w:tabs>
+          <w:tab w:val="num" w:pos="6480"/>
+        </w:tabs>
+        <w:ind w:left="6480" w:hanging="360"/>
+      </w:pPr>
+      <w:rPr>
+        <w:rFonts w:ascii="Wingdings" w:hAnsi="Wingdings" w:hint="default"/>
+        <w:sz w:val="20"/>
+      </w:rPr>
+    </w:lvl>
+  </w:abstractNum>
+  <w:abstractNum w:abstractNumId="3" w15:restartNumberingAfterBreak="0">
+    <w:nsid w:val="23397D5E"/>
+    <w:multiLevelType w:val="multilevel"/>
+    <w:tmpl w:val="C8060246"/>
+    <w:lvl w:ilvl="0">
+      <w:start w:val="1"/>
+      <w:numFmt w:val="bullet"/>
+      <w:lvlText w:val=""/>
+      <w:lvlJc w:val="left"/>
+      <w:pPr>
+        <w:tabs>
+          <w:tab w:val="num" w:pos="720"/>
+        </w:tabs>
+        <w:ind w:left="720" w:hanging="360"/>
+      </w:pPr>
+      <w:rPr>
+        <w:rFonts w:ascii="Symbol" w:hAnsi="Symbol" w:hint="default"/>
+        <w:sz w:val="20"/>
+      </w:rPr>
+    </w:lvl>
+    <w:lvl w:ilvl="1" w:tentative="1">
+      <w:start w:val="1"/>
+      <w:numFmt w:val="bullet"/>
+      <w:lvlText w:val="o"/>
+      <w:lvlJc w:val="left"/>
+      <w:pPr>
+        <w:tabs>
+          <w:tab w:val="num" w:pos="1440"/>
+        </w:tabs>
+        <w:ind w:left="1440" w:hanging="360"/>
+      </w:pPr>
+      <w:rPr>
+        <w:rFonts w:ascii="Courier New" w:hAnsi="Courier New" w:hint="default"/>
+        <w:sz w:val="20"/>
+      </w:rPr>
+    </w:lvl>
+    <w:lvl w:ilvl="2" w:tentative="1">
+      <w:start w:val="1"/>
+      <w:numFmt w:val="bullet"/>
+      <w:lvlText w:val=""/>
+      <w:lvlJc w:val="left"/>
+      <w:pPr>
+        <w:tabs>
+          <w:tab w:val="num" w:pos="2160"/>
+        </w:tabs>
+        <w:ind w:left="2160" w:hanging="360"/>
+      </w:pPr>
+      <w:rPr>
+        <w:rFonts w:ascii="Wingdings" w:hAnsi="Wingdings" w:hint="default"/>
+        <w:sz w:val="20"/>
+      </w:rPr>
+    </w:lvl>
+    <w:lvl w:ilvl="3" w:tentative="1">
+      <w:start w:val="1"/>
+      <w:numFmt w:val="bullet"/>
+      <w:lvlText w:val=""/>
+      <w:lvlJc w:val="left"/>
+      <w:pPr>
+        <w:tabs>
+          <w:tab w:val="num" w:pos="2880"/>
+        </w:tabs>
+        <w:ind w:left="2880" w:hanging="360"/>
+      </w:pPr>
+      <w:rPr>
+        <w:rFonts w:ascii="Wingdings" w:hAnsi="Wingdings" w:hint="default"/>
+        <w:sz w:val="20"/>
+      </w:rPr>
+    </w:lvl>
+    <w:lvl w:ilvl="4" w:tentative="1">
+      <w:start w:val="1"/>
+      <w:numFmt w:val="bullet"/>
+      <w:lvlText w:val=""/>
+      <w:lvlJc w:val="left"/>
+      <w:pPr>
+        <w:tabs>
+          <w:tab w:val="num" w:pos="3600"/>
+        </w:tabs>
+        <w:ind w:left="3600" w:hanging="360"/>
+      </w:pPr>
+      <w:rPr>
+        <w:rFonts w:ascii="Wingdings" w:hAnsi="Wingdings" w:hint="default"/>
+        <w:sz w:val="20"/>
+      </w:rPr>
+    </w:lvl>
+    <w:lvl w:ilvl="5" w:tentative="1">
+      <w:start w:val="1"/>
+      <w:numFmt w:val="bullet"/>
+      <w:lvlText w:val=""/>
+      <w:lvlJc w:val="left"/>
+      <w:pPr>
+        <w:tabs>
+          <w:tab w:val="num" w:pos="4320"/>
+        </w:tabs>
+        <w:ind w:left="4320" w:hanging="360"/>
+      </w:pPr>
+      <w:rPr>
+        <w:rFonts w:ascii="Wingdings" w:hAnsi="Wingdings" w:hint="default"/>
+        <w:sz w:val="20"/>
+      </w:rPr>
+    </w:lvl>
+    <w:lvl w:ilvl="6" w:tentative="1">
+      <w:start w:val="1"/>
+      <w:numFmt w:val="bullet"/>
+      <w:lvlText w:val=""/>
+      <w:lvlJc w:val="left"/>
+      <w:pPr>
+        <w:tabs>
+          <w:tab w:val="num" w:pos="5040"/>
+        </w:tabs>
+        <w:ind w:left="5040" w:hanging="360"/>
+      </w:pPr>
+      <w:rPr>
+        <w:rFonts w:ascii="Wingdings" w:hAnsi="Wingdings" w:hint="default"/>
+        <w:sz w:val="20"/>
+      </w:rPr>
+    </w:lvl>
+    <w:lvl w:ilvl="7" w:tentative="1">
+      <w:start w:val="1"/>
+      <w:numFmt w:val="bullet"/>
+      <w:lvlText w:val=""/>
+      <w:lvlJc w:val="left"/>
+      <w:pPr>
+        <w:tabs>
+          <w:tab w:val="num" w:pos="5760"/>
+        </w:tabs>
+        <w:ind w:left="5760" w:hanging="360"/>
+      </w:pPr>
+      <w:rPr>
+        <w:rFonts w:ascii="Wingdings" w:hAnsi="Wingdings" w:hint="default"/>
+        <w:sz w:val="20"/>
+      </w:rPr>
+    </w:lvl>
+    <w:lvl w:ilvl="8" w:tentative="1">
+      <w:start w:val="1"/>
+      <w:numFmt w:val="bullet"/>
+      <w:lvlText w:val=""/>
+      <w:lvlJc w:val="left"/>
+      <w:pPr>
+        <w:tabs>
+          <w:tab w:val="num" w:pos="6480"/>
+        </w:tabs>
+        <w:ind w:left="6480" w:hanging="360"/>
+      </w:pPr>
+      <w:rPr>
+        <w:rFonts w:ascii="Wingdings" w:hAnsi="Wingdings" w:hint="default"/>
+        <w:sz w:val="20"/>
+      </w:rPr>
+    </w:lvl>
+  </w:abstractNum>
+  <w:abstractNum w:abstractNumId="4" w15:restartNumberingAfterBreak="0">
+    <w:nsid w:val="59AF4536"/>
+    <w:multiLevelType w:val="multilevel"/>
+    <w:tmpl w:val="BD0CE8E0"/>
+    <w:lvl w:ilvl="0">
+      <w:start w:val="1"/>
+      <w:numFmt w:val="bullet"/>
+      <w:lvlText w:val=""/>
+      <w:lvlJc w:val="left"/>
+      <w:pPr>
+        <w:tabs>
+          <w:tab w:val="num" w:pos="720"/>
+        </w:tabs>
+        <w:ind w:left="720" w:hanging="360"/>
+      </w:pPr>
+      <w:rPr>
+        <w:rFonts w:ascii="Symbol" w:hAnsi="Symbol" w:hint="default"/>
+        <w:sz w:val="20"/>
+      </w:rPr>
+    </w:lvl>
+    <w:lvl w:ilvl="1" w:tentative="1">
+      <w:start w:val="1"/>
+      <w:numFmt w:val="bullet"/>
+      <w:lvlText w:val="o"/>
+      <w:lvlJc w:val="left"/>
+      <w:pPr>
+        <w:tabs>
+          <w:tab w:val="num" w:pos="1440"/>
+        </w:tabs>
+        <w:ind w:left="1440" w:hanging="360"/>
+      </w:pPr>
+      <w:rPr>
+        <w:rFonts w:ascii="Courier New" w:hAnsi="Courier New" w:hint="default"/>
+        <w:sz w:val="20"/>
+      </w:rPr>
+    </w:lvl>
+    <w:lvl w:ilvl="2" w:tentative="1">
+      <w:start w:val="1"/>
+      <w:numFmt w:val="bullet"/>
+      <w:lvlText w:val=""/>
+      <w:lvlJc w:val="left"/>
+      <w:pPr>
+        <w:tabs>
+          <w:tab w:val="num" w:pos="2160"/>
+        </w:tabs>
+        <w:ind w:left="2160" w:hanging="360"/>
+      </w:pPr>
+      <w:rPr>
+        <w:rFonts w:ascii="Wingdings" w:hAnsi="Wingdings" w:hint="default"/>
+        <w:sz w:val="20"/>
+      </w:rPr>
+    </w:lvl>
+    <w:lvl w:ilvl="3" w:tentative="1">
+      <w:start w:val="1"/>
+      <w:numFmt w:val="bullet"/>
+      <w:lvlText w:val=""/>
+      <w:lvlJc w:val="left"/>
+      <w:pPr>
+        <w:tabs>
+          <w:tab w:val="num" w:pos="2880"/>
+        </w:tabs>
+        <w:ind w:left="2880" w:hanging="360"/>
+      </w:pPr>
+      <w:rPr>
+        <w:rFonts w:ascii="Wingdings" w:hAnsi="Wingdings" w:hint="default"/>
+        <w:sz w:val="20"/>
+      </w:rPr>
+    </w:lvl>
+    <w:lvl w:ilvl="4" w:tentative="1">
+      <w:start w:val="1"/>
+      <w:numFmt w:val="bullet"/>
+      <w:lvlText w:val=""/>
+      <w:lvlJc w:val="left"/>
+      <w:pPr>
+        <w:tabs>
+          <w:tab w:val="num" w:pos="3600"/>
+        </w:tabs>
+        <w:ind w:left="3600" w:hanging="360"/>
+      </w:pPr>
+      <w:rPr>
+        <w:rFonts w:ascii="Wingdings" w:hAnsi="Wingdings" w:hint="default"/>
+        <w:sz w:val="20"/>
+      </w:rPr>
+    </w:lvl>
+    <w:lvl w:ilvl="5" w:tentative="1">
+      <w:start w:val="1"/>
+      <w:numFmt w:val="bullet"/>
+      <w:lvlText w:val=""/>
+      <w:lvlJc w:val="left"/>
+      <w:pPr>
+        <w:tabs>
+          <w:tab w:val="num" w:pos="4320"/>
+        </w:tabs>
+        <w:ind w:left="4320" w:hanging="360"/>
+      </w:pPr>
+      <w:rPr>
+        <w:rFonts w:ascii="Wingdings" w:hAnsi="Wingdings" w:hint="default"/>
+        <w:sz w:val="20"/>
+      </w:rPr>
+    </w:lvl>
+    <w:lvl w:ilvl="6" w:tentative="1">
+      <w:start w:val="1"/>
+      <w:numFmt w:val="bullet"/>
+      <w:lvlText w:val=""/>
+      <w:lvlJc w:val="left"/>
+      <w:pPr>
+        <w:tabs>
+          <w:tab w:val="num" w:pos="5040"/>
+        </w:tabs>
+        <w:ind w:left="5040" w:hanging="360"/>
+      </w:pPr>
+      <w:rPr>
+        <w:rFonts w:ascii="Wingdings" w:hAnsi="Wingdings" w:hint="default"/>
+        <w:sz w:val="20"/>
+      </w:rPr>
+    </w:lvl>
+    <w:lvl w:ilvl="7" w:tentative="1">
+      <w:start w:val="1"/>
+      <w:numFmt w:val="bullet"/>
+      <w:lvlText w:val=""/>
+      <w:lvlJc w:val="left"/>
+      <w:pPr>
+        <w:tabs>
+          <w:tab w:val="num" w:pos="5760"/>
+        </w:tabs>
+        <w:ind w:left="5760" w:hanging="360"/>
+      </w:pPr>
+      <w:rPr>
+        <w:rFonts w:ascii="Wingdings" w:hAnsi="Wingdings" w:hint="default"/>
+        <w:sz w:val="20"/>
+      </w:rPr>
+    </w:lvl>
+    <w:lvl w:ilvl="8" w:tentative="1">
+      <w:start w:val="1"/>
+      <w:numFmt w:val="bullet"/>
+      <w:lvlText w:val=""/>
+      <w:lvlJc w:val="left"/>
+      <w:pPr>
+        <w:tabs>
+          <w:tab w:val="num" w:pos="6480"/>
+        </w:tabs>
+        <w:ind w:left="6480" w:hanging="360"/>
+      </w:pPr>
+      <w:rPr>
+        <w:rFonts w:ascii="Wingdings" w:hAnsi="Wingdings" w:hint="default"/>
+        <w:sz w:val="20"/>
+      </w:rPr>
+    </w:lvl>
+  </w:abstractNum>
+  <w:abstractNum w:abstractNumId="5" w15:restartNumberingAfterBreak="0">
+    <w:nsid w:val="619F5181"/>
+    <w:multiLevelType w:val="multilevel"/>
+    <w:tmpl w:val="2D7AF4C2"/>
+    <w:lvl w:ilvl="0">
+      <w:start w:val="1"/>
+      <w:numFmt w:val="bullet"/>
+      <w:lvlText w:val=""/>
+      <w:lvlJc w:val="left"/>
+      <w:pPr>
+        <w:tabs>
+          <w:tab w:val="num" w:pos="720"/>
+        </w:tabs>
+        <w:ind w:left="720" w:hanging="360"/>
+      </w:pPr>
+      <w:rPr>
+        <w:rFonts w:ascii="Symbol" w:hAnsi="Symbol" w:hint="default"/>
+        <w:sz w:val="20"/>
+      </w:rPr>
+    </w:lvl>
+    <w:lvl w:ilvl="1" w:tentative="1">
+      <w:start w:val="1"/>
+      <w:numFmt w:val="bullet"/>
+      <w:lvlText w:val="o"/>
+      <w:lvlJc w:val="left"/>
+      <w:pPr>
+        <w:tabs>
+          <w:tab w:val="num" w:pos="1440"/>
+        </w:tabs>
+        <w:ind w:left="1440" w:hanging="360"/>
+      </w:pPr>
+      <w:rPr>
+        <w:rFonts w:ascii="Courier New" w:hAnsi="Courier New" w:hint="default"/>
+        <w:sz w:val="20"/>
+      </w:rPr>
+    </w:lvl>
+    <w:lvl w:ilvl="2" w:tentative="1">
+      <w:start w:val="1"/>
+      <w:numFmt w:val="bullet"/>
+      <w:lvlText w:val=""/>
+      <w:lvlJc w:val="left"/>
+      <w:pPr>
+        <w:tabs>
+          <w:tab w:val="num" w:pos="2160"/>
+        </w:tabs>
+        <w:ind w:left="2160" w:hanging="360"/>
+      </w:pPr>
+      <w:rPr>
+        <w:rFonts w:ascii="Wingdings" w:hAnsi="Wingdings" w:hint="default"/>
+        <w:sz w:val="20"/>
+      </w:rPr>
+    </w:lvl>
+    <w:lvl w:ilvl="3" w:tentative="1">
+      <w:start w:val="1"/>
+      <w:numFmt w:val="bullet"/>
+      <w:lvlText w:val=""/>
+      <w:lvlJc w:val="left"/>
+      <w:pPr>
+        <w:tabs>
+          <w:tab w:val="num" w:pos="2880"/>
+        </w:tabs>
+        <w:ind w:left="2880" w:hanging="360"/>
+      </w:pPr>
+      <w:rPr>
+        <w:rFonts w:ascii="Wingdings" w:hAnsi="Wingdings" w:hint="default"/>
+        <w:sz w:val="20"/>
+      </w:rPr>
+    </w:lvl>
+    <w:lvl w:ilvl="4" w:tentative="1">
+      <w:start w:val="1"/>
+      <w:numFmt w:val="bullet"/>
+      <w:lvlText w:val=""/>
+      <w:lvlJc w:val="left"/>
+      <w:pPr>
+        <w:tabs>
+          <w:tab w:val="num" w:pos="3600"/>
+        </w:tabs>
+        <w:ind w:left="3600" w:hanging="360"/>
+      </w:pPr>
+      <w:rPr>
+        <w:rFonts w:ascii="Wingdings" w:hAnsi="Wingdings" w:hint="default"/>
+        <w:sz w:val="20"/>
+      </w:rPr>
+    </w:lvl>
+    <w:lvl w:ilvl="5" w:tentative="1">
+      <w:start w:val="1"/>
+      <w:numFmt w:val="bullet"/>
+      <w:lvlText w:val=""/>
+      <w:lvlJc w:val="left"/>
+      <w:pPr>
+        <w:tabs>
+          <w:tab w:val="num" w:pos="4320"/>
+        </w:tabs>
+        <w:ind w:left="4320" w:hanging="360"/>
+      </w:pPr>
+      <w:rPr>
+        <w:rFonts w:ascii="Wingdings" w:hAnsi="Wingdings" w:hint="default"/>
+        <w:sz w:val="20"/>
+      </w:rPr>
+    </w:lvl>
+    <w:lvl w:ilvl="6" w:tentative="1">
+      <w:start w:val="1"/>
+      <w:numFmt w:val="bullet"/>
+      <w:lvlText w:val=""/>
+      <w:lvlJc w:val="left"/>
+      <w:pPr>
+        <w:tabs>
+          <w:tab w:val="num" w:pos="5040"/>
+        </w:tabs>
+        <w:ind w:left="5040" w:hanging="360"/>
+      </w:pPr>
+      <w:rPr>
+        <w:rFonts w:ascii="Wingdings" w:hAnsi="Wingdings" w:hint="default"/>
+        <w:sz w:val="20"/>
+      </w:rPr>
+    </w:lvl>
+    <w:lvl w:ilvl="7" w:tentative="1">
+      <w:start w:val="1"/>
+      <w:numFmt w:val="bullet"/>
+      <w:lvlText w:val=""/>
+      <w:lvlJc w:val="left"/>
+      <w:pPr>
+        <w:tabs>
+          <w:tab w:val="num" w:pos="5760"/>
+        </w:tabs>
+        <w:ind w:left="5760" w:hanging="360"/>
+      </w:pPr>
+      <w:rPr>
+        <w:rFonts w:ascii="Wingdings" w:hAnsi="Wingdings" w:hint="default"/>
+        <w:sz w:val="20"/>
+      </w:rPr>
+    </w:lvl>
+    <w:lvl w:ilvl="8" w:tentative="1">
+      <w:start w:val="1"/>
+      <w:numFmt w:val="bullet"/>
+      <w:lvlText w:val=""/>
+      <w:lvlJc w:val="left"/>
+      <w:pPr>
+        <w:tabs>
+          <w:tab w:val="num" w:pos="6480"/>
+        </w:tabs>
+        <w:ind w:left="6480" w:hanging="360"/>
+      </w:pPr>
+      <w:rPr>
+        <w:rFonts w:ascii="Wingdings" w:hAnsi="Wingdings" w:hint="default"/>
+        <w:sz w:val="20"/>
+      </w:rPr>
+    </w:lvl>
+  </w:abstractNum>
+  <w:abstractNum w:abstractNumId="6" w15:restartNumberingAfterBreak="0">
     <w:nsid w:val="684977F1"/>
     <w:multiLevelType w:val="hybridMultilevel"/>
     <w:tmpl w:val="6A300A0E"/>
@@ -313,8 +2520,330 @@
       </w:rPr>
     </w:lvl>
   </w:abstractNum>
+  <w:abstractNum w:abstractNumId="7" w15:restartNumberingAfterBreak="0">
+    <w:nsid w:val="779E30CE"/>
+    <w:multiLevelType w:val="multilevel"/>
+    <w:tmpl w:val="1450944A"/>
+    <w:lvl w:ilvl="0">
+      <w:start w:val="1"/>
+      <w:numFmt w:val="bullet"/>
+      <w:lvlText w:val=""/>
+      <w:lvlJc w:val="left"/>
+      <w:pPr>
+        <w:tabs>
+          <w:tab w:val="num" w:pos="720"/>
+        </w:tabs>
+        <w:ind w:left="720" w:hanging="360"/>
+      </w:pPr>
+      <w:rPr>
+        <w:rFonts w:ascii="Symbol" w:hAnsi="Symbol" w:hint="default"/>
+        <w:sz w:val="20"/>
+      </w:rPr>
+    </w:lvl>
+    <w:lvl w:ilvl="1" w:tentative="1">
+      <w:start w:val="1"/>
+      <w:numFmt w:val="bullet"/>
+      <w:lvlText w:val="o"/>
+      <w:lvlJc w:val="left"/>
+      <w:pPr>
+        <w:tabs>
+          <w:tab w:val="num" w:pos="1440"/>
+        </w:tabs>
+        <w:ind w:left="1440" w:hanging="360"/>
+      </w:pPr>
+      <w:rPr>
+        <w:rFonts w:ascii="Courier New" w:hAnsi="Courier New" w:hint="default"/>
+        <w:sz w:val="20"/>
+      </w:rPr>
+    </w:lvl>
+    <w:lvl w:ilvl="2" w:tentative="1">
+      <w:start w:val="1"/>
+      <w:numFmt w:val="bullet"/>
+      <w:lvlText w:val=""/>
+      <w:lvlJc w:val="left"/>
+      <w:pPr>
+        <w:tabs>
+          <w:tab w:val="num" w:pos="2160"/>
+        </w:tabs>
+        <w:ind w:left="2160" w:hanging="360"/>
+      </w:pPr>
+      <w:rPr>
+        <w:rFonts w:ascii="Wingdings" w:hAnsi="Wingdings" w:hint="default"/>
+        <w:sz w:val="20"/>
+      </w:rPr>
+    </w:lvl>
+    <w:lvl w:ilvl="3" w:tentative="1">
+      <w:start w:val="1"/>
+      <w:numFmt w:val="bullet"/>
+      <w:lvlText w:val=""/>
+      <w:lvlJc w:val="left"/>
+      <w:pPr>
+        <w:tabs>
+          <w:tab w:val="num" w:pos="2880"/>
+        </w:tabs>
+        <w:ind w:left="2880" w:hanging="360"/>
+      </w:pPr>
+      <w:rPr>
+        <w:rFonts w:ascii="Wingdings" w:hAnsi="Wingdings" w:hint="default"/>
+        <w:sz w:val="20"/>
+      </w:rPr>
+    </w:lvl>
+    <w:lvl w:ilvl="4" w:tentative="1">
+      <w:start w:val="1"/>
+      <w:numFmt w:val="bullet"/>
+      <w:lvlText w:val=""/>
+      <w:lvlJc w:val="left"/>
+      <w:pPr>
+        <w:tabs>
+          <w:tab w:val="num" w:pos="3600"/>
+        </w:tabs>
+        <w:ind w:left="3600" w:hanging="360"/>
+      </w:pPr>
+      <w:rPr>
+        <w:rFonts w:ascii="Wingdings" w:hAnsi="Wingdings" w:hint="default"/>
+        <w:sz w:val="20"/>
+      </w:rPr>
+    </w:lvl>
+    <w:lvl w:ilvl="5" w:tentative="1">
+      <w:start w:val="1"/>
+      <w:numFmt w:val="bullet"/>
+      <w:lvlText w:val=""/>
+      <w:lvlJc w:val="left"/>
+      <w:pPr>
+        <w:tabs>
+          <w:tab w:val="num" w:pos="4320"/>
+        </w:tabs>
+        <w:ind w:left="4320" w:hanging="360"/>
+      </w:pPr>
+      <w:rPr>
+        <w:rFonts w:ascii="Wingdings" w:hAnsi="Wingdings" w:hint="default"/>
+        <w:sz w:val="20"/>
+      </w:rPr>
+    </w:lvl>
+    <w:lvl w:ilvl="6" w:tentative="1">
+      <w:start w:val="1"/>
+      <w:numFmt w:val="bullet"/>
+      <w:lvlText w:val=""/>
+      <w:lvlJc w:val="left"/>
+      <w:pPr>
+        <w:tabs>
+          <w:tab w:val="num" w:pos="5040"/>
+        </w:tabs>
+        <w:ind w:left="5040" w:hanging="360"/>
+      </w:pPr>
+      <w:rPr>
+        <w:rFonts w:ascii="Wingdings" w:hAnsi="Wingdings" w:hint="default"/>
+        <w:sz w:val="20"/>
+      </w:rPr>
+    </w:lvl>
+    <w:lvl w:ilvl="7" w:tentative="1">
+      <w:start w:val="1"/>
+      <w:numFmt w:val="bullet"/>
+      <w:lvlText w:val=""/>
+      <w:lvlJc w:val="left"/>
+      <w:pPr>
+        <w:tabs>
+          <w:tab w:val="num" w:pos="5760"/>
+        </w:tabs>
+        <w:ind w:left="5760" w:hanging="360"/>
+      </w:pPr>
+      <w:rPr>
+        <w:rFonts w:ascii="Wingdings" w:hAnsi="Wingdings" w:hint="default"/>
+        <w:sz w:val="20"/>
+      </w:rPr>
+    </w:lvl>
+    <w:lvl w:ilvl="8" w:tentative="1">
+      <w:start w:val="1"/>
+      <w:numFmt w:val="bullet"/>
+      <w:lvlText w:val=""/>
+      <w:lvlJc w:val="left"/>
+      <w:pPr>
+        <w:tabs>
+          <w:tab w:val="num" w:pos="6480"/>
+        </w:tabs>
+        <w:ind w:left="6480" w:hanging="360"/>
+      </w:pPr>
+      <w:rPr>
+        <w:rFonts w:ascii="Wingdings" w:hAnsi="Wingdings" w:hint="default"/>
+        <w:sz w:val="20"/>
+      </w:rPr>
+    </w:lvl>
+  </w:abstractNum>
+  <w:abstractNum w:abstractNumId="8" w15:restartNumberingAfterBreak="0">
+    <w:nsid w:val="79837B1A"/>
+    <w:multiLevelType w:val="multilevel"/>
+    <w:tmpl w:val="E2928E02"/>
+    <w:lvl w:ilvl="0">
+      <w:start w:val="1"/>
+      <w:numFmt w:val="bullet"/>
+      <w:lvlText w:val=""/>
+      <w:lvlJc w:val="left"/>
+      <w:pPr>
+        <w:tabs>
+          <w:tab w:val="num" w:pos="720"/>
+        </w:tabs>
+        <w:ind w:left="720" w:hanging="360"/>
+      </w:pPr>
+      <w:rPr>
+        <w:rFonts w:ascii="Symbol" w:hAnsi="Symbol" w:hint="default"/>
+        <w:sz w:val="20"/>
+      </w:rPr>
+    </w:lvl>
+    <w:lvl w:ilvl="1" w:tentative="1">
+      <w:start w:val="1"/>
+      <w:numFmt w:val="bullet"/>
+      <w:lvlText w:val="o"/>
+      <w:lvlJc w:val="left"/>
+      <w:pPr>
+        <w:tabs>
+          <w:tab w:val="num" w:pos="1440"/>
+        </w:tabs>
+        <w:ind w:left="1440" w:hanging="360"/>
+      </w:pPr>
+      <w:rPr>
+        <w:rFonts w:ascii="Courier New" w:hAnsi="Courier New" w:hint="default"/>
+        <w:sz w:val="20"/>
+      </w:rPr>
+    </w:lvl>
+    <w:lvl w:ilvl="2" w:tentative="1">
+      <w:start w:val="1"/>
+      <w:numFmt w:val="bullet"/>
+      <w:lvlText w:val=""/>
+      <w:lvlJc w:val="left"/>
+      <w:pPr>
+        <w:tabs>
+          <w:tab w:val="num" w:pos="2160"/>
+        </w:tabs>
+        <w:ind w:left="2160" w:hanging="360"/>
+      </w:pPr>
+      <w:rPr>
+        <w:rFonts w:ascii="Wingdings" w:hAnsi="Wingdings" w:hint="default"/>
+        <w:sz w:val="20"/>
+      </w:rPr>
+    </w:lvl>
+    <w:lvl w:ilvl="3" w:tentative="1">
+      <w:start w:val="1"/>
+      <w:numFmt w:val="bullet"/>
+      <w:lvlText w:val=""/>
+      <w:lvlJc w:val="left"/>
+      <w:pPr>
+        <w:tabs>
+          <w:tab w:val="num" w:pos="2880"/>
+        </w:tabs>
+        <w:ind w:left="2880" w:hanging="360"/>
+      </w:pPr>
+      <w:rPr>
+        <w:rFonts w:ascii="Wingdings" w:hAnsi="Wingdings" w:hint="default"/>
+        <w:sz w:val="20"/>
+      </w:rPr>
+    </w:lvl>
+    <w:lvl w:ilvl="4" w:tentative="1">
+      <w:start w:val="1"/>
+      <w:numFmt w:val="bullet"/>
+      <w:lvlText w:val=""/>
+      <w:lvlJc w:val="left"/>
+      <w:pPr>
+        <w:tabs>
+          <w:tab w:val="num" w:pos="3600"/>
+        </w:tabs>
+        <w:ind w:left="3600" w:hanging="360"/>
+      </w:pPr>
+      <w:rPr>
+        <w:rFonts w:ascii="Wingdings" w:hAnsi="Wingdings" w:hint="default"/>
+        <w:sz w:val="20"/>
+      </w:rPr>
+    </w:lvl>
+    <w:lvl w:ilvl="5" w:tentative="1">
+      <w:start w:val="1"/>
+      <w:numFmt w:val="bullet"/>
+      <w:lvlText w:val=""/>
+      <w:lvlJc w:val="left"/>
+      <w:pPr>
+        <w:tabs>
+          <w:tab w:val="num" w:pos="4320"/>
+        </w:tabs>
+        <w:ind w:left="4320" w:hanging="360"/>
+      </w:pPr>
+      <w:rPr>
+        <w:rFonts w:ascii="Wingdings" w:hAnsi="Wingdings" w:hint="default"/>
+        <w:sz w:val="20"/>
+      </w:rPr>
+    </w:lvl>
+    <w:lvl w:ilvl="6" w:tentative="1">
+      <w:start w:val="1"/>
+      <w:numFmt w:val="bullet"/>
+      <w:lvlText w:val=""/>
+      <w:lvlJc w:val="left"/>
+      <w:pPr>
+        <w:tabs>
+          <w:tab w:val="num" w:pos="5040"/>
+        </w:tabs>
+        <w:ind w:left="5040" w:hanging="360"/>
+      </w:pPr>
+      <w:rPr>
+        <w:rFonts w:ascii="Wingdings" w:hAnsi="Wingdings" w:hint="default"/>
+        <w:sz w:val="20"/>
+      </w:rPr>
+    </w:lvl>
+    <w:lvl w:ilvl="7" w:tentative="1">
+      <w:start w:val="1"/>
+      <w:numFmt w:val="bullet"/>
+      <w:lvlText w:val=""/>
+      <w:lvlJc w:val="left"/>
+      <w:pPr>
+        <w:tabs>
+          <w:tab w:val="num" w:pos="5760"/>
+        </w:tabs>
+        <w:ind w:left="5760" w:hanging="360"/>
+      </w:pPr>
+      <w:rPr>
+        <w:rFonts w:ascii="Wingdings" w:hAnsi="Wingdings" w:hint="default"/>
+        <w:sz w:val="20"/>
+      </w:rPr>
+    </w:lvl>
+    <w:lvl w:ilvl="8" w:tentative="1">
+      <w:start w:val="1"/>
+      <w:numFmt w:val="bullet"/>
+      <w:lvlText w:val=""/>
+      <w:lvlJc w:val="left"/>
+      <w:pPr>
+        <w:tabs>
+          <w:tab w:val="num" w:pos="6480"/>
+        </w:tabs>
+        <w:ind w:left="6480" w:hanging="360"/>
+      </w:pPr>
+      <w:rPr>
+        <w:rFonts w:ascii="Wingdings" w:hAnsi="Wingdings" w:hint="default"/>
+        <w:sz w:val="20"/>
+      </w:rPr>
+    </w:lvl>
+  </w:abstractNum>
   <w:num w:numId="1" w16cid:durableId="1093891919">
+    <w:abstractNumId w:val="6"/>
+  </w:num>
+  <w:num w:numId="2" w16cid:durableId="631788184">
+    <w:abstractNumId w:val="7"/>
+  </w:num>
+  <w:num w:numId="3" w16cid:durableId="1103767229">
+    <w:abstractNumId w:val="4"/>
+  </w:num>
+  <w:num w:numId="4" w16cid:durableId="589507806">
+    <w:abstractNumId w:val="5"/>
+  </w:num>
+  <w:num w:numId="5" w16cid:durableId="1486436745">
     <w:abstractNumId w:val="0"/>
+  </w:num>
+  <w:num w:numId="6" w16cid:durableId="958141647">
+    <w:abstractNumId w:val="3"/>
+  </w:num>
+  <w:num w:numId="7" w16cid:durableId="730084392">
+    <w:abstractNumId w:val="8"/>
+  </w:num>
+  <w:num w:numId="8" w16cid:durableId="2075278812">
+    <w:abstractNumId w:val="2"/>
+  </w:num>
+  <w:num w:numId="9" w16cid:durableId="1091198812">
+    <w:abstractNumId w:val="1"/>
   </w:num>
 </w:numbering>
 </file>
@@ -923,7 +3452,6 @@
   <w:style w:type="character" w:default="1" w:styleId="DefaultParagraphFont">
     <w:name w:val="Default Paragraph Font"/>
     <w:uiPriority w:val="1"/>
-    <w:semiHidden/>
     <w:unhideWhenUsed/>
   </w:style>
   <w:style w:type="table" w:default="1" w:styleId="TableNormal">
@@ -1238,6 +3766,29 @@
       <w:spacing w:val="5"/>
     </w:rPr>
   </w:style>
+  <w:style w:type="character" w:styleId="Hyperlink">
+    <w:name w:val="Hyperlink"/>
+    <w:basedOn w:val="DefaultParagraphFont"/>
+    <w:uiPriority w:val="99"/>
+    <w:unhideWhenUsed/>
+    <w:rsid w:val="00BB730B"/>
+    <w:rPr>
+      <w:color w:val="467886" w:themeColor="hyperlink"/>
+      <w:u w:val="single"/>
+    </w:rPr>
+  </w:style>
+  <w:style w:type="character" w:styleId="UnresolvedMention">
+    <w:name w:val="Unresolved Mention"/>
+    <w:basedOn w:val="DefaultParagraphFont"/>
+    <w:uiPriority w:val="99"/>
+    <w:semiHidden/>
+    <w:unhideWhenUsed/>
+    <w:rsid w:val="00BB730B"/>
+    <w:rPr>
+      <w:color w:val="605E5C"/>
+      <w:shd w:val="clear" w:color="auto" w:fill="E1DFDD"/>
+    </w:rPr>
+  </w:style>
 </w:styles>
 </file>
 
